--- a/skills/phong-cntt/assets/yeu-cau-bao-gia-cntt.docx
+++ b/skills/phong-cntt/assets/yeu-cau-bao-gia-cntt.docx
@@ -1,6 +1,6 @@
 
 <file path=word/document.xml><?xml version="1.0" encoding="utf-8"?>
-<w:document xmlns:ns1="http://schemas.openxmlformats.org/markup-compatibility/2006" xmlns:ns2="http://schemas.microsoft.com/office/word/2010/wordml" xmlns:ns3="http://schemas.openxmlformats.org/drawingml/2006/wordprocessingDrawing" xmlns:ns4="http://schemas.microsoft.com/office/word/2010/wordprocessingDrawing" xmlns:ns5="http://schemas.openxmlformats.org/drawingml/2006/main" xmlns:ns6="http://schemas.microsoft.com/office/word/2010/wordprocessingShape" xmlns:ns7="urn:schemas-microsoft-com:vml" xmlns:ns8="urn:schemas-microsoft-com:office:office" xmlns:w="http://schemas.openxmlformats.org/wordprocessingml/2006/main" ns1:Ignorable="w14 w15 w16se w16cid w16 w16cex w16sdtdh w16du wp14">
+<w:document xmlns:ns1="http://schemas.openxmlformats.org/markup-compatibility/2006" xmlns:ns2="http://schemas.microsoft.com/office/word/2010/wordml" xmlns:ns3="http://schemas.openxmlformats.org/drawingml/2006/wordprocessingDrawing" xmlns:ns4="http://schemas.microsoft.com/office/word/2010/wordprocessingDrawing" xmlns:ns5="http://schemas.openxmlformats.org/drawingml/2006/main" xmlns:ns6="http://schemas.microsoft.com/office/word/2010/wordprocessingShape" xmlns:ns7="urn:schemas-microsoft-com:vml" xmlns:ns8="urn:schemas-microsoft-com:office:office" xmlns:w="http://schemas.openxmlformats.org/wordprocessingml/2006/main" xmlns:wps="http://schemas.microsoft.com/office/word/2010/wordprocessingShape">
   <w:body>
     <w:tbl>
       <w:tblPr>
@@ -79,7 +79,7 @@
               <ns1:AlternateContent>
                 <ns1:Choice Requires="wps">
                   <w:drawing>
-                    <ns3:anchor distT="0" distB="0" distL="114300" distR="114300" simplePos="0" relativeHeight="251658240" behindDoc="0" locked="0" layoutInCell="1" allowOverlap="1" ns4:anchorId="66356BE7" ns4:editId="4546D63D">
+                    <ns3:anchor distT="0" distB="0" distL="114300" distR="114300" simplePos="0" relativeHeight="251658240" behindDoc="0" locked="0" layoutInCell="1" allowOverlap="1" ns4:editId="4546D63D">
                       <ns3:simplePos x="0" y="0"/>
                       <ns3:positionH relativeFrom="column">
                         <ns3:posOffset>997214</ns3:posOffset>
@@ -128,7 +128,7 @@
                 </ns1:Choice>
                 <ns1:Fallback>
                   <w:pict>
-                    <ns7:line ns2:anchorId="4F4A634A" id="Straight Connector 1" ns8:spid="_x0000_s1026" style="position:absolute;z-index:251658240;visibility:visible;mso-wrap-style:square;mso-wrap-distance-left:9pt;mso-wrap-distance-top:0;mso-wrap-distance-right:9pt;mso-wrap-distance-bottom:0;mso-position-horizontal:absolute;mso-position-horizontal-relative:text;mso-position-vertical:absolute;mso-position-vertical-relative:text" from="78.5pt,14.85pt" to="139.25pt,14.85pt" ns8:gfxdata="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" strokecolor="black [3040]"/>
+                    <ns7:line id="Straight Connector 1" ns8:spid="_x0000_s1026" style="position:absolute;z-index:251658240;visibility:visible;mso-wrap-style:square;mso-wrap-distance-left:9pt;mso-wrap-distance-top:0;mso-wrap-distance-right:9pt;mso-wrap-distance-bottom:0;mso-position-horizontal:absolute;mso-position-horizontal-relative:text;mso-position-vertical:absolute;mso-position-vertical-relative:text" from="78.5pt,14.85pt" to="139.25pt,14.85pt" ns8:gfxdata="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" strokecolor="black [3040]"/>
                   </w:pict>
                 </ns1:Fallback>
               </ns1:AlternateContent>
@@ -237,7 +237,7 @@
               <ns1:AlternateContent>
                 <ns1:Choice Requires="wps">
                   <w:drawing>
-                    <ns3:anchor distT="0" distB="0" distL="114300" distR="114300" simplePos="0" relativeHeight="251659264" behindDoc="0" locked="0" layoutInCell="1" allowOverlap="1" ns4:anchorId="171C4C55" ns4:editId="26BE15F5">
+                    <ns3:anchor distT="0" distB="0" distL="114300" distR="114300" simplePos="0" relativeHeight="251659264" behindDoc="0" locked="0" layoutInCell="1" allowOverlap="1" ns4:editId="26BE15F5">
                       <ns3:simplePos x="0" y="0"/>
                       <ns3:positionH relativeFrom="column">
                         <ns3:posOffset>1212215</ns3:posOffset>
@@ -289,7 +289,7 @@
                 </ns1:Choice>
                 <ns1:Fallback>
                   <w:pict>
-                    <ns7:line ns2:anchorId="6E8C9845" id="Straight Connector 2" ns8:spid="_x0000_s1026" style="position:absolute;z-index:251659264;visibility:visible;mso-wrap-style:square;mso-width-percent:0;mso-wrap-distance-left:9pt;mso-wrap-distance-top:0;mso-wrap-distance-right:9pt;mso-wrap-distance-bottom:0;mso-position-horizontal:absolute;mso-position-horizontal-relative:text;mso-position-vertical:absolute;mso-position-vertical-relative:text;mso-width-percent:0;mso-width-relative:margin" from="95.45pt,20.15pt" to="258.95pt,20.15pt" ns8:gfxdata="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" strokecolor="black [3040]"/>
+                    <ns7:line id="Straight Connector 2" ns8:spid="_x0000_s1026" style="position:absolute;z-index:251659264;visibility:visible;mso-wrap-style:square;mso-width-percent:0;mso-wrap-distance-left:9pt;mso-wrap-distance-top:0;mso-wrap-distance-right:9pt;mso-wrap-distance-bottom:0;mso-position-horizontal:absolute;mso-position-horizontal-relative:text;mso-position-vertical:absolute;mso-position-vertical-relative:text;mso-width-percent:0;mso-width-relative:margin" from="95.45pt,20.15pt" to="258.95pt,20.15pt" ns8:gfxdata="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" strokecolor="black [3040]"/>
                   </w:pict>
                 </ns1:Fallback>
               </ns1:AlternateContent>
@@ -1752,7 +1752,7 @@
         <ns1:AlternateContent>
           <ns1:Choice Requires="wps">
             <w:drawing>
-              <ns3:anchor distT="0" distB="0" distL="114300" distR="114300" simplePos="0" relativeHeight="251662336" behindDoc="0" locked="0" layoutInCell="1" allowOverlap="1" ns4:anchorId="05924670" ns4:editId="6153E27B">
+              <ns3:anchor distT="0" distB="0" distL="114300" distR="114300" simplePos="0" relativeHeight="251662336" behindDoc="0" locked="0" layoutInCell="1" allowOverlap="1" ns4:editId="6153E27B">
                 <ns3:simplePos x="0" y="0"/>
                 <ns3:positionH relativeFrom="column">
                   <ns3:posOffset>3756660</ns3:posOffset>
@@ -1817,7 +1817,7 @@
           </ns1:Choice>
           <ns1:Fallback>
             <w:pict>
-              <ns7:shapetype ns2:anchorId="05924670" id="_x0000_t202" coordsize="21600,21600" ns8:spt="202" path="m,l,21600r21600,l21600,xe">
+              <ns7:shapetype id="_x0000_t202" coordsize="21600,21600" ns8:spt="202" path="m,l,21600r21600,l21600,xe">
                 <ns7:stroke joinstyle="miter"/>
                 <ns7:path gradientshapeok="t" ns8:connecttype="rect"/>
               </ns7:shapetype>
@@ -8020,8 +8020,8 @@
 </file>
 
 <file path=word/numbering.xml><?xml version="1.0" encoding="utf-8"?>
-<w:numbering xmlns:wpc="http://schemas.microsoft.com/office/word/2010/wordprocessingCanvas" xmlns:cx="http://schemas.microsoft.com/office/drawing/2014/chartex" xmlns:cx1="http://schemas.microsoft.com/office/drawing/2015/9/8/chartex" xmlns:cx2="http://schemas.microsoft.com/office/drawing/2015/10/21/chartex" xmlns:cx3="http://schemas.microsoft.com/office/drawing/2016/5/9/chartex" xmlns:cx4="http://schemas.microsoft.com/office/drawing/2016/5/10/chartex" xmlns:cx5="http://schemas.microsoft.com/office/drawing/2016/5/11/chartex" xmlns:cx6="http://schemas.microsoft.com/office/drawing/2016/5/12/chartex" xmlns:cx7="http://schemas.microsoft.com/office/drawing/2016/5/13/chartex" xmlns:cx8="http://schemas.microsoft.com/office/drawing/2016/5/14/chartex" xmlns:mc="http://schemas.openxmlformats.org/markup-compatibility/2006" xmlns:aink="http://schemas.microsoft.com/office/drawing/2016/ink" xmlns:am3d="http://schemas.microsoft.com/office/drawing/2017/model3d" xmlns:o="urn:schemas-microsoft-com:office:office" xmlns:oel="http://schemas.microsoft.com/office/2019/extlst" xmlns:r="http://schemas.openxmlformats.org/officeDocument/2006/relationships" xmlns:m="http://schemas.openxmlformats.org/officeDocument/2006/math" xmlns:v="urn:schemas-microsoft-com:vml" xmlns:wp14="http://schemas.microsoft.com/office/word/2010/wordprocessingDrawing" xmlns:wp="http://schemas.openxmlformats.org/drawingml/2006/wordprocessingDrawing" xmlns:w10="urn:schemas-microsoft-com:office:word" xmlns:w="http://schemas.openxmlformats.org/wordprocessingml/2006/main" xmlns:w14="http://schemas.microsoft.com/office/word/2010/wordml" xmlns:w15="http://schemas.microsoft.com/office/word/2012/wordml" xmlns:w16cex="http://schemas.microsoft.com/office/word/2018/wordml/cex" xmlns:w16cid="http://schemas.microsoft.com/office/word/2016/wordml/cid" xmlns:w16="http://schemas.microsoft.com/office/word/2018/wordml" xmlns:w16du="http://schemas.microsoft.com/office/word/2023/wordml/word16du" xmlns:w16sdtdh="http://schemas.microsoft.com/office/word/2020/wordml/sdtdatahash" xmlns:w16se="http://schemas.microsoft.com/office/word/2015/wordml/symex" xmlns:wpg="http://schemas.microsoft.com/office/word/2010/wordprocessingGroup" xmlns:wpi="http://schemas.microsoft.com/office/word/2010/wordprocessingInk" xmlns:wne="http://schemas.microsoft.com/office/word/2006/wordml" xmlns:wps="http://schemas.microsoft.com/office/word/2010/wordprocessingShape" mc:Ignorable="w14 w15 w16se w16cid w16 w16cex w16sdtdh w16du wp14">
-  <w:abstractNum w:abstractNumId="0" w15:restartNumberingAfterBreak="0">
+<w:numbering xmlns:wpc="http://schemas.microsoft.com/office/word/2010/wordprocessingCanvas" xmlns:cx="http://schemas.microsoft.com/office/drawing/2014/chartex" xmlns:cx1="http://schemas.microsoft.com/office/drawing/2015/9/8/chartex" xmlns:cx2="http://schemas.microsoft.com/office/drawing/2015/10/21/chartex" xmlns:cx3="http://schemas.microsoft.com/office/drawing/2016/5/9/chartex" xmlns:cx4="http://schemas.microsoft.com/office/drawing/2016/5/10/chartex" xmlns:cx5="http://schemas.microsoft.com/office/drawing/2016/5/11/chartex" xmlns:cx6="http://schemas.microsoft.com/office/drawing/2016/5/12/chartex" xmlns:cx7="http://schemas.microsoft.com/office/drawing/2016/5/13/chartex" xmlns:cx8="http://schemas.microsoft.com/office/drawing/2016/5/14/chartex" xmlns:mc="http://schemas.openxmlformats.org/markup-compatibility/2006" xmlns:aink="http://schemas.microsoft.com/office/drawing/2016/ink" xmlns:am3d="http://schemas.microsoft.com/office/drawing/2017/model3d" xmlns:o="urn:schemas-microsoft-com:office:office" xmlns:oel="http://schemas.microsoft.com/office/2019/extlst" xmlns:r="http://schemas.openxmlformats.org/officeDocument/2006/relationships" xmlns:m="http://schemas.openxmlformats.org/officeDocument/2006/math" xmlns:v="urn:schemas-microsoft-com:vml" xmlns:wp14="http://schemas.microsoft.com/office/word/2010/wordprocessingDrawing" xmlns:wp="http://schemas.openxmlformats.org/drawingml/2006/wordprocessingDrawing" xmlns:w10="urn:schemas-microsoft-com:office:word" xmlns:w="http://schemas.openxmlformats.org/wordprocessingml/2006/main" xmlns:w14="http://schemas.microsoft.com/office/word/2010/wordml" xmlns:w15="http://schemas.microsoft.com/office/word/2012/wordml" xmlns:w16cex="http://schemas.microsoft.com/office/word/2018/wordml/cex" xmlns:w16="http://schemas.microsoft.com/office/word/2018/wordml" xmlns:w16du="http://schemas.microsoft.com/office/word/2023/wordml/word16du" xmlns:w16sdtdh="http://schemas.microsoft.com/office/word/2020/wordml/sdtdatahash" xmlns:w16se="http://schemas.microsoft.com/office/word/2015/wordml/symex" xmlns:wpg="http://schemas.microsoft.com/office/word/2010/wordprocessingGroup" xmlns:wpi="http://schemas.microsoft.com/office/word/2010/wordprocessingInk" xmlns:wne="http://schemas.microsoft.com/office/word/2006/wordml" xmlns:wps="http://schemas.microsoft.com/office/word/2010/wordprocessingShape">
+  <w:abstractNum w:abstractNumId="0">
     <w:nsid w:val="06EE7EE8"/>
     <w:multiLevelType w:val="hybridMultilevel"/>
     <w:tmpl w:val="B06C9A7A"/>
@@ -8133,7 +8133,7 @@
       </w:rPr>
     </w:lvl>
   </w:abstractNum>
-  <w:abstractNum w:abstractNumId="1" w15:restartNumberingAfterBreak="0">
+  <w:abstractNum w:abstractNumId="1">
     <w:nsid w:val="0CA25DDF"/>
     <w:multiLevelType w:val="hybridMultilevel"/>
     <w:tmpl w:val="10E2263A"/>
@@ -8249,7 +8249,7 @@
       </w:rPr>
     </w:lvl>
   </w:abstractNum>
-  <w:abstractNum w:abstractNumId="2" w15:restartNumberingAfterBreak="0">
+  <w:abstractNum w:abstractNumId="2">
     <w:nsid w:val="1473429D"/>
     <w:multiLevelType w:val="hybridMultilevel"/>
     <w:tmpl w:val="AAD431D2"/>
@@ -8365,7 +8365,7 @@
       </w:rPr>
     </w:lvl>
   </w:abstractNum>
-  <w:abstractNum w:abstractNumId="3" w15:restartNumberingAfterBreak="0">
+  <w:abstractNum w:abstractNumId="3">
     <w:nsid w:val="14EA7B9D"/>
     <w:multiLevelType w:val="hybridMultilevel"/>
     <w:tmpl w:val="1D187C86"/>
@@ -8482,7 +8482,7 @@
       </w:rPr>
     </w:lvl>
   </w:abstractNum>
-  <w:abstractNum w:abstractNumId="4" w15:restartNumberingAfterBreak="0">
+  <w:abstractNum w:abstractNumId="4">
     <w:nsid w:val="156A2F6A"/>
     <w:multiLevelType w:val="hybridMultilevel"/>
     <w:tmpl w:val="F59E3840"/>
@@ -8622,7 +8622,7 @@
       </w:rPr>
     </w:lvl>
   </w:abstractNum>
-  <w:abstractNum w:abstractNumId="5" w15:restartNumberingAfterBreak="0">
+  <w:abstractNum w:abstractNumId="5">
     <w:nsid w:val="1E640A64"/>
     <w:multiLevelType w:val="hybridMultilevel"/>
     <w:tmpl w:val="A51E0142"/>
@@ -8741,7 +8741,7 @@
       </w:rPr>
     </w:lvl>
   </w:abstractNum>
-  <w:abstractNum w:abstractNumId="6" w15:restartNumberingAfterBreak="0">
+  <w:abstractNum w:abstractNumId="6">
     <w:nsid w:val="200631E9"/>
     <w:multiLevelType w:val="hybridMultilevel"/>
     <w:tmpl w:val="FC002E9C"/>
@@ -8859,7 +8859,7 @@
       </w:rPr>
     </w:lvl>
   </w:abstractNum>
-  <w:abstractNum w:abstractNumId="7" w15:restartNumberingAfterBreak="0">
+  <w:abstractNum w:abstractNumId="7">
     <w:nsid w:val="20CD0DF8"/>
     <w:multiLevelType w:val="hybridMultilevel"/>
     <w:tmpl w:val="393E4910"/>
@@ -8975,7 +8975,7 @@
       </w:rPr>
     </w:lvl>
   </w:abstractNum>
-  <w:abstractNum w:abstractNumId="8" w15:restartNumberingAfterBreak="0">
+  <w:abstractNum w:abstractNumId="8">
     <w:nsid w:val="24C96DA1"/>
     <w:multiLevelType w:val="hybridMultilevel"/>
     <w:tmpl w:val="F96E861E"/>
@@ -9091,7 +9091,7 @@
       </w:rPr>
     </w:lvl>
   </w:abstractNum>
-  <w:abstractNum w:abstractNumId="9" w15:restartNumberingAfterBreak="0">
+  <w:abstractNum w:abstractNumId="9">
     <w:nsid w:val="26472FD0"/>
     <w:multiLevelType w:val="hybridMultilevel"/>
     <w:tmpl w:val="19E25104"/>
@@ -9210,7 +9210,7 @@
       </w:pPr>
     </w:lvl>
   </w:abstractNum>
-  <w:abstractNum w:abstractNumId="10" w15:restartNumberingAfterBreak="0">
+  <w:abstractNum w:abstractNumId="10">
     <w:nsid w:val="272E44BD"/>
     <w:multiLevelType w:val="hybridMultilevel"/>
     <w:tmpl w:val="85CEB2B2"/>
@@ -9326,7 +9326,7 @@
       </w:rPr>
     </w:lvl>
   </w:abstractNum>
-  <w:abstractNum w:abstractNumId="11" w15:restartNumberingAfterBreak="0">
+  <w:abstractNum w:abstractNumId="11">
     <w:nsid w:val="292D65F4"/>
     <w:multiLevelType w:val="hybridMultilevel"/>
     <w:tmpl w:val="8FD09EEC"/>
@@ -9442,7 +9442,7 @@
       </w:pPr>
     </w:lvl>
   </w:abstractNum>
-  <w:abstractNum w:abstractNumId="12" w15:restartNumberingAfterBreak="0">
+  <w:abstractNum w:abstractNumId="12">
     <w:nsid w:val="2AA660A5"/>
     <w:multiLevelType w:val="hybridMultilevel"/>
     <w:tmpl w:val="B9686EEE"/>
@@ -9560,7 +9560,7 @@
       </w:rPr>
     </w:lvl>
   </w:abstractNum>
-  <w:abstractNum w:abstractNumId="13" w15:restartNumberingAfterBreak="0">
+  <w:abstractNum w:abstractNumId="13">
     <w:nsid w:val="2EF80946"/>
     <w:multiLevelType w:val="hybridMultilevel"/>
     <w:tmpl w:val="14B236C4"/>
@@ -9673,7 +9673,7 @@
       </w:rPr>
     </w:lvl>
   </w:abstractNum>
-  <w:abstractNum w:abstractNumId="14" w15:restartNumberingAfterBreak="0">
+  <w:abstractNum w:abstractNumId="14">
     <w:nsid w:val="39860005"/>
     <w:multiLevelType w:val="hybridMultilevel"/>
     <w:tmpl w:val="AAF2AEBC"/>
@@ -9762,7 +9762,7 @@
       </w:pPr>
     </w:lvl>
   </w:abstractNum>
-  <w:abstractNum w:abstractNumId="15" w15:restartNumberingAfterBreak="0">
+  <w:abstractNum w:abstractNumId="15">
     <w:nsid w:val="3BAF5E0C"/>
     <w:multiLevelType w:val="hybridMultilevel"/>
     <w:tmpl w:val="D26E52F6"/>
@@ -9902,7 +9902,7 @@
       </w:rPr>
     </w:lvl>
   </w:abstractNum>
-  <w:abstractNum w:abstractNumId="16" w15:restartNumberingAfterBreak="0">
+  <w:abstractNum w:abstractNumId="16">
     <w:nsid w:val="46963517"/>
     <w:multiLevelType w:val="hybridMultilevel"/>
     <w:tmpl w:val="31CE1754"/>
@@ -9988,7 +9988,7 @@
       </w:pPr>
     </w:lvl>
   </w:abstractNum>
-  <w:abstractNum w:abstractNumId="17" w15:restartNumberingAfterBreak="0">
+  <w:abstractNum w:abstractNumId="17">
     <w:nsid w:val="492603B2"/>
     <w:multiLevelType w:val="hybridMultilevel"/>
     <w:tmpl w:val="DE1C96B4"/>
@@ -10104,7 +10104,7 @@
       </w:rPr>
     </w:lvl>
   </w:abstractNum>
-  <w:abstractNum w:abstractNumId="18" w15:restartNumberingAfterBreak="0">
+  <w:abstractNum w:abstractNumId="18">
     <w:nsid w:val="502016F4"/>
     <w:multiLevelType w:val="hybridMultilevel"/>
     <w:tmpl w:val="710A1C98"/>
@@ -10220,7 +10220,7 @@
       </w:pPr>
     </w:lvl>
   </w:abstractNum>
-  <w:abstractNum w:abstractNumId="19" w15:restartNumberingAfterBreak="0">
+  <w:abstractNum w:abstractNumId="19">
     <w:nsid w:val="50E22826"/>
     <w:multiLevelType w:val="hybridMultilevel"/>
     <w:tmpl w:val="C3AE93D4"/>
@@ -10336,7 +10336,7 @@
       </w:rPr>
     </w:lvl>
   </w:abstractNum>
-  <w:abstractNum w:abstractNumId="20" w15:restartNumberingAfterBreak="0">
+  <w:abstractNum w:abstractNumId="20">
     <w:nsid w:val="53AB1454"/>
     <w:multiLevelType w:val="hybridMultilevel"/>
     <w:tmpl w:val="F9FE2E58"/>
@@ -10459,7 +10459,7 @@
       </w:rPr>
     </w:lvl>
   </w:abstractNum>
-  <w:abstractNum w:abstractNumId="21" w15:restartNumberingAfterBreak="0">
+  <w:abstractNum w:abstractNumId="21">
     <w:nsid w:val="59D45989"/>
     <w:multiLevelType w:val="multilevel"/>
     <w:tmpl w:val="529A3062"/>
@@ -10608,7 +10608,7 @@
       </w:rPr>
     </w:lvl>
   </w:abstractNum>
-  <w:abstractNum w:abstractNumId="22" w15:restartNumberingAfterBreak="0">
+  <w:abstractNum w:abstractNumId="22">
     <w:nsid w:val="5B1A4A33"/>
     <w:multiLevelType w:val="hybridMultilevel"/>
     <w:tmpl w:val="933E4BA2"/>
@@ -10724,7 +10724,7 @@
       </w:pPr>
     </w:lvl>
   </w:abstractNum>
-  <w:abstractNum w:abstractNumId="23" w15:restartNumberingAfterBreak="0">
+  <w:abstractNum w:abstractNumId="23">
     <w:nsid w:val="5F422E7C"/>
     <w:multiLevelType w:val="hybridMultilevel"/>
     <w:tmpl w:val="F7DE9202"/>
@@ -10840,7 +10840,7 @@
       </w:rPr>
     </w:lvl>
   </w:abstractNum>
-  <w:abstractNum w:abstractNumId="24" w15:restartNumberingAfterBreak="0">
+  <w:abstractNum w:abstractNumId="24">
     <w:nsid w:val="6B491669"/>
     <w:multiLevelType w:val="hybridMultilevel"/>
     <w:tmpl w:val="C458D824"/>
@@ -10956,7 +10956,7 @@
       </w:rPr>
     </w:lvl>
   </w:abstractNum>
-  <w:abstractNum w:abstractNumId="25" w15:restartNumberingAfterBreak="0">
+  <w:abstractNum w:abstractNumId="25">
     <w:nsid w:val="6CAF381B"/>
     <w:multiLevelType w:val="hybridMultilevel"/>
     <w:tmpl w:val="4FCA8558"/>
@@ -11072,7 +11072,7 @@
       </w:rPr>
     </w:lvl>
   </w:abstractNum>
-  <w:abstractNum w:abstractNumId="26" w15:restartNumberingAfterBreak="0">
+  <w:abstractNum w:abstractNumId="26">
     <w:nsid w:val="72A447FA"/>
     <w:multiLevelType w:val="hybridMultilevel"/>
     <w:tmpl w:val="07024460"/>
@@ -11188,7 +11188,7 @@
       </w:rPr>
     </w:lvl>
   </w:abstractNum>
-  <w:abstractNum w:abstractNumId="27" w15:restartNumberingAfterBreak="0">
+  <w:abstractNum w:abstractNumId="27">
     <w:nsid w:val="7856570F"/>
     <w:multiLevelType w:val="hybridMultilevel"/>
     <w:tmpl w:val="3ED29260"/>
@@ -11304,7 +11304,7 @@
       </w:rPr>
     </w:lvl>
   </w:abstractNum>
-  <w:abstractNum w:abstractNumId="28" w15:restartNumberingAfterBreak="0">
+  <w:abstractNum w:abstractNumId="28">
     <w:nsid w:val="7D433B33"/>
     <w:multiLevelType w:val="hybridMultilevel"/>
     <w:tmpl w:val="AD588F06"/>
@@ -11420,98 +11420,98 @@
       </w:rPr>
     </w:lvl>
   </w:abstractNum>
-  <w:num w:numId="1" w16cid:durableId="803932305">
+  <w:num w:numId="1">
     <w:abstractNumId w:val="5"/>
   </w:num>
-  <w:num w:numId="2" w16cid:durableId="1086851823">
+  <w:num w:numId="2">
     <w:abstractNumId w:val="12"/>
   </w:num>
-  <w:num w:numId="3" w16cid:durableId="2010016385">
+  <w:num w:numId="3">
     <w:abstractNumId w:val="27"/>
   </w:num>
-  <w:num w:numId="4" w16cid:durableId="2130933169">
+  <w:num w:numId="4">
     <w:abstractNumId w:val="6"/>
   </w:num>
-  <w:num w:numId="5" w16cid:durableId="549541452">
+  <w:num w:numId="5">
     <w:abstractNumId w:val="19"/>
   </w:num>
-  <w:num w:numId="6" w16cid:durableId="2058311549">
+  <w:num w:numId="6">
     <w:abstractNumId w:val="1"/>
   </w:num>
-  <w:num w:numId="7" w16cid:durableId="965238712">
+  <w:num w:numId="7">
     <w:abstractNumId w:val="17"/>
   </w:num>
-  <w:num w:numId="8" w16cid:durableId="1832720909">
+  <w:num w:numId="8">
     <w:abstractNumId w:val="26"/>
   </w:num>
-  <w:num w:numId="9" w16cid:durableId="260265610">
+  <w:num w:numId="9">
     <w:abstractNumId w:val="24"/>
   </w:num>
-  <w:num w:numId="10" w16cid:durableId="807094360">
+  <w:num w:numId="10">
     <w:abstractNumId w:val="23"/>
   </w:num>
-  <w:num w:numId="11" w16cid:durableId="776564025">
+  <w:num w:numId="11">
     <w:abstractNumId w:val="8"/>
   </w:num>
-  <w:num w:numId="12" w16cid:durableId="114561441">
+  <w:num w:numId="12">
     <w:abstractNumId w:val="28"/>
   </w:num>
-  <w:num w:numId="13" w16cid:durableId="924655826">
+  <w:num w:numId="13">
     <w:abstractNumId w:val="2"/>
   </w:num>
-  <w:num w:numId="14" w16cid:durableId="239099265">
+  <w:num w:numId="14">
     <w:abstractNumId w:val="7"/>
   </w:num>
-  <w:num w:numId="15" w16cid:durableId="1427656481">
+  <w:num w:numId="15">
     <w:abstractNumId w:val="10"/>
   </w:num>
-  <w:num w:numId="16" w16cid:durableId="654645403">
+  <w:num w:numId="16">
     <w:abstractNumId w:val="25"/>
   </w:num>
-  <w:num w:numId="17" w16cid:durableId="1342124249">
+  <w:num w:numId="17">
     <w:abstractNumId w:val="3"/>
   </w:num>
-  <w:num w:numId="18" w16cid:durableId="1536847966">
+  <w:num w:numId="18">
     <w:abstractNumId w:val="20"/>
   </w:num>
-  <w:num w:numId="19" w16cid:durableId="1394548709">
+  <w:num w:numId="19">
     <w:abstractNumId w:val="9"/>
   </w:num>
-  <w:num w:numId="20" w16cid:durableId="1748108289">
+  <w:num w:numId="20">
     <w:abstractNumId w:val="18"/>
   </w:num>
-  <w:num w:numId="21" w16cid:durableId="729613275">
+  <w:num w:numId="21">
     <w:abstractNumId w:val="11"/>
   </w:num>
-  <w:num w:numId="22" w16cid:durableId="1410149793">
+  <w:num w:numId="22">
     <w:abstractNumId w:val="22"/>
   </w:num>
-  <w:num w:numId="23" w16cid:durableId="1905486187">
+  <w:num w:numId="23">
     <w:abstractNumId w:val="15"/>
   </w:num>
-  <w:num w:numId="24" w16cid:durableId="965350060">
+  <w:num w:numId="24">
     <w:abstractNumId w:val="4"/>
   </w:num>
-  <w:num w:numId="25" w16cid:durableId="1660883193">
+  <w:num w:numId="25">
     <w:abstractNumId w:val="0"/>
   </w:num>
-  <w:num w:numId="26" w16cid:durableId="1743330896">
+  <w:num w:numId="26">
     <w:abstractNumId w:val="14"/>
   </w:num>
-  <w:num w:numId="27" w16cid:durableId="227039072">
+  <w:num w:numId="27">
     <w:abstractNumId w:val="13"/>
   </w:num>
-  <w:num w:numId="28" w16cid:durableId="603877192">
+  <w:num w:numId="28">
     <w:abstractNumId w:val="16"/>
   </w:num>
-  <w:num w:numId="29" w16cid:durableId="1970356683">
+  <w:num w:numId="29">
     <w:abstractNumId w:val="21"/>
   </w:num>
 </w:numbering>
 </file>
 
 <file path=word/styles.xml><?xml version="1.0" encoding="utf-8"?>
-<w:styles xmlns:mc="http://schemas.openxmlformats.org/markup-compatibility/2006" xmlns:r="http://schemas.openxmlformats.org/officeDocument/2006/relationships" xmlns:w="http://schemas.openxmlformats.org/wordprocessingml/2006/main" xmlns:w14="http://schemas.microsoft.com/office/word/2010/wordml" xmlns:w15="http://schemas.microsoft.com/office/word/2012/wordml" xmlns:w16cex="http://schemas.microsoft.com/office/word/2018/wordml/cex" xmlns:w16cid="http://schemas.microsoft.com/office/word/2016/wordml/cid" xmlns:w16="http://schemas.microsoft.com/office/word/2018/wordml" xmlns:w16du="http://schemas.microsoft.com/office/word/2023/wordml/word16du" xmlns:w16sdtdh="http://schemas.microsoft.com/office/word/2020/wordml/sdtdatahash" xmlns:w16se="http://schemas.microsoft.com/office/word/2015/wordml/symex" mc:Ignorable="w14 w15 w16se w16cid w16 w16cex w16sdtdh w16du">
+<w:styles xmlns:mc="http://schemas.openxmlformats.org/markup-compatibility/2006" xmlns:r="http://schemas.openxmlformats.org/officeDocument/2006/relationships" xmlns:w="http://schemas.openxmlformats.org/wordprocessingml/2006/main" xmlns:w14="http://schemas.microsoft.com/office/word/2010/wordml" xmlns:w15="http://schemas.microsoft.com/office/word/2012/wordml" xmlns:w16cex="http://schemas.microsoft.com/office/word/2018/wordml/cex" xmlns:w16="http://schemas.microsoft.com/office/word/2018/wordml" xmlns:w16du="http://schemas.microsoft.com/office/word/2023/wordml/word16du" xmlns:w16sdtdh="http://schemas.microsoft.com/office/word/2020/wordml/sdtdatahash" xmlns:w16se="http://schemas.microsoft.com/office/word/2015/wordml/symex">
   <w:docDefaults>
     <w:rPrDefault>
       <w:rPr>

--- a/skills/phong-cntt/assets/yeu-cau-bao-gia-cntt.docx
+++ b/skills/phong-cntt/assets/yeu-cau-bao-gia-cntt.docx
@@ -1,5 +1,83 @@
 
-<file path=word/document.xml><?xml version="1.0" encoding="utf-8"?>
+<file path=./[Content_Types].xml><?xml version="1.0" encoding="utf-8"?>
+<Types xmlns="http://schemas.openxmlformats.org/package/2006/content-types">
+  <Default Extension="rels" ContentType="application/vnd.openxmlformats-package.relationships+xml"/>
+  <Default Extension="xml" ContentType="application/xml"/>
+  <Override PartName="/word/document.xml" ContentType="application/vnd.openxmlformats-officedocument.wordprocessingml.document.main+xml"/>
+  <Override PartName="/word/numbering.xml" ContentType="application/vnd.openxmlformats-officedocument.wordprocessingml.numbering+xml"/>
+  <Override PartName="/word/styles.xml" ContentType="application/vnd.openxmlformats-officedocument.wordprocessingml.styles+xml"/>
+  <Override PartName="/word/settings.xml" ContentType="application/vnd.openxmlformats-officedocument.wordprocessingml.settings+xml"/>
+  <Override PartName="/word/webSettings.xml" ContentType="application/vnd.openxmlformats-officedocument.wordprocessingml.webSettings+xml"/>
+  <Override PartName="/word/fontTable.xml" ContentType="application/vnd.openxmlformats-officedocument.wordprocessingml.fontTable+xml"/>
+  <Override PartName="/word/theme/theme1.xml" ContentType="application/vnd.openxmlformats-officedocument.theme+xml"/>
+  <Override PartName="/docProps/core.xml" ContentType="application/vnd.openxmlformats-package.core-properties+xml"/>
+  <Override PartName="/docProps/app.xml" ContentType="application/vnd.openxmlformats-officedocument.extended-properties+xml"/>
+  <Override PartName="/docProps/custom.xml" ContentType="application/vnd.openxmlformats-officedocument.custom-properties+xml"/>
+</Types>
+</file>
+
+<file path=./docProps/app.xml><?xml version="1.0" encoding="utf-8"?>
+<Properties xmlns="http://schemas.openxmlformats.org/officeDocument/2006/extended-properties" xmlns:vt="http://schemas.openxmlformats.org/officeDocument/2006/docPropsVTypes">
+  <Template>Normal.dotm</Template>
+  <TotalTime>8</TotalTime>
+  <Pages>6</Pages>
+  <Words>1236</Words>
+  <Characters>7048</Characters>
+  <Application>Microsoft Office Word</Application>
+  <DocSecurity>0</DocSecurity>
+  <Lines>58</Lines>
+  <Paragraphs>16</Paragraphs>
+  <ScaleCrop>false</ScaleCrop>
+  <HeadingPairs>
+    <vt:vector size="2" baseType="variant">
+      <vt:variant>
+        <vt:lpstr>Title</vt:lpstr>
+      </vt:variant>
+      <vt:variant>
+        <vt:i4>1</vt:i4>
+      </vt:variant>
+    </vt:vector>
+  </HeadingPairs>
+  <TitlesOfParts>
+    <vt:vector size="1" baseType="lpstr">
+      <vt:lpstr/>
+    </vt:vector>
+  </TitlesOfParts>
+  <Company/>
+  <LinksUpToDate>false</LinksUpToDate>
+  <CharactersWithSpaces>8268</CharactersWithSpaces>
+  <SharedDoc>false</SharedDoc>
+  <HyperlinksChanged>false</HyperlinksChanged>
+  <AppVersion>16.0000</AppVersion>
+</Properties>
+</file>
+
+<file path=./docProps/core.xml><?xml version="1.0" encoding="utf-8"?>
+<cp:coreProperties xmlns:cp="http://schemas.openxmlformats.org/package/2006/metadata/core-properties" xmlns:dc="http://purl.org/dc/elements/1.1/" xmlns:dcterms="http://purl.org/dc/terms/" xmlns:dcmitype="http://purl.org/dc/dcmitype/" xmlns:xsi="http://www.w3.org/2001/XMLSchema-instance">
+  <dc:creator>Admin</dc:creator>
+  <cp:lastModifiedBy>Administrator</cp:lastModifiedBy>
+  <cp:revision>11</cp:revision>
+  <cp:lastPrinted>2026-07-01T08:10:00Z</cp:lastPrinted>
+  <dcterms:created xsi:type="dcterms:W3CDTF">2026-04-11T12:17:00Z</dcterms:created>
+  <dcterms:modified xsi:type="dcterms:W3CDTF">2026-07-02T09:09:00Z</dcterms:modified>
+</cp:coreProperties>
+</file>
+
+<file path=./docProps/custom.xml><?xml version="1.0" encoding="utf-8"?>
+<Properties xmlns="http://schemas.openxmlformats.org/officeDocument/2006/custom-properties" xmlns:vt="http://schemas.openxmlformats.org/officeDocument/2006/docPropsVTypes">
+  <property fmtid="{D5CDD505-2E9C-101B-9397-08002B2CF9AE}" pid="2" name="Created">
+    <vt:filetime>2023-07-05T00:00:00Z</vt:filetime>
+  </property>
+  <property fmtid="{D5CDD505-2E9C-101B-9397-08002B2CF9AE}" pid="3" name="Creator">
+    <vt:lpwstr>Microsoft® Word 2019</vt:lpwstr>
+  </property>
+  <property fmtid="{D5CDD505-2E9C-101B-9397-08002B2CF9AE}" pid="4" name="LastSaved">
+    <vt:filetime>2023-07-11T00:00:00Z</vt:filetime>
+  </property>
+</Properties>
+</file>
+
+<file path=./word/document.xml><?xml version="1.0" encoding="utf-8"?>
 <w:document xmlns:ns1="http://schemas.openxmlformats.org/markup-compatibility/2006" xmlns:ns2="http://schemas.microsoft.com/office/word/2010/wordml" xmlns:ns3="http://schemas.openxmlformats.org/drawingml/2006/wordprocessingDrawing" xmlns:ns4="http://schemas.microsoft.com/office/word/2010/wordprocessingDrawing" xmlns:ns5="http://schemas.openxmlformats.org/drawingml/2006/main" xmlns:ns6="http://schemas.microsoft.com/office/word/2010/wordprocessingShape" xmlns:ns7="urn:schemas-microsoft-com:vml" xmlns:ns8="urn:schemas-microsoft-com:office:office" xmlns:w="http://schemas.openxmlformats.org/wordprocessingml/2006/main" xmlns:wps="http://schemas.microsoft.com/office/word/2010/wordprocessingShape">
   <w:body>
     <w:tbl>
@@ -8019,7 +8097,110 @@
 </w:document>
 </file>
 
-<file path=word/numbering.xml><?xml version="1.0" encoding="utf-8"?>
+<file path=./word/fontTable.xml><?xml version="1.0" encoding="utf-8"?>
+<w:fonts xmlns:mc="http://schemas.openxmlformats.org/markup-compatibility/2006" xmlns:r="http://schemas.openxmlformats.org/officeDocument/2006/relationships" xmlns:w="http://schemas.openxmlformats.org/wordprocessingml/2006/main" xmlns:w14="http://schemas.microsoft.com/office/word/2010/wordml" xmlns:w15="http://schemas.microsoft.com/office/word/2012/wordml" xmlns:w16cex="http://schemas.microsoft.com/office/word/2018/wordml/cex" xmlns:w16="http://schemas.microsoft.com/office/word/2018/wordml" xmlns:w16du="http://schemas.microsoft.com/office/word/2023/wordml/word16du" xmlns:w16sdtdh="http://schemas.microsoft.com/office/word/2020/wordml/sdtdatahash" xmlns:w16se="http://schemas.microsoft.com/office/word/2015/wordml/symex">
+  <w:font w:name="Times New Roman">
+    <w:panose1 w:val="02020603050405020304"/>
+    <w:family w:val="roman"/>
+    <w:pitch w:val="variable"/>
+    <w:sig w:usb0="E0002EFF" w:usb1="C000785B" w:usb2="00000009" w:usb3="00000000" w:csb0="000001FF" w:csb1="00000000"/>
+  </w:font>
+  <w:font w:name="Courier New">
+    <w:panose1 w:val="02070309020205020404"/>
+    <w:family w:val="modern"/>
+    <w:pitch w:val="fixed"/>
+    <w:sig w:usb0="E0002EFF" w:usb1="C0007843" w:usb2="00000009" w:usb3="00000000" w:csb0="000001FF" w:csb1="00000000"/>
+  </w:font>
+  <w:font w:name="Wingdings">
+    <w:panose1 w:val="05000000000000000000"/>
+    <w:family w:val="auto"/>
+    <w:pitch w:val="variable"/>
+    <w:sig w:usb0="00000000" w:usb1="10000000" w:usb2="00000000" w:usb3="00000000" w:csb0="80000000" w:csb1="00000000"/>
+  </w:font>
+  <w:font w:name="Symbol">
+    <w:panose1 w:val="05050102010706020507"/>
+    <w:family w:val="roman"/>
+    <w:pitch w:val="variable"/>
+    <w:sig w:usb0="00000000" w:usb1="10000000" w:usb2="00000000" w:usb3="00000000" w:csb0="80000000" w:csb1="00000000"/>
+  </w:font>
+  <w:font w:name="VNI-Times">
+    <w:panose1 w:val="00000000000000000000"/>
+    <w:family w:val="auto"/>
+    <w:pitch w:val="variable"/>
+    <w:sig w:usb0="00000007" w:usb1="00000000" w:usb2="00000000" w:usb3="00000000" w:csb0="00000013" w:csb1="00000000"/>
+  </w:font>
+  <w:font w:name="Arial">
+    <w:panose1 w:val="020B0604020202020204"/>
+    <w:family w:val="swiss"/>
+    <w:pitch w:val="variable"/>
+    <w:sig w:usb0="E0002EFF" w:usb1="C000785B" w:usb2="00000009" w:usb3="00000000" w:csb0="000001FF" w:csb1="00000000"/>
+  </w:font>
+  <w:font w:name="Calibri">
+    <w:panose1 w:val="020F0502020204030204"/>
+    <w:family w:val="swiss"/>
+    <w:pitch w:val="variable"/>
+    <w:sig w:usb0="E4002EFF" w:usb1="C000247B" w:usb2="00000009" w:usb3="00000000" w:csb0="000001FF" w:csb1="00000000"/>
+  </w:font>
+  <w:font w:name=".VnTime">
+    <w:panose1 w:val="020B7200000000000000"/>
+    <w:family w:val="swiss"/>
+    <w:pitch w:val="variable"/>
+    <w:sig w:usb0="00000003" w:usb1="00000000" w:usb2="00000000" w:usb3="00000000" w:csb0="00000001" w:csb1="00000000"/>
+  </w:font>
+  <w:font w:name="Tahoma">
+    <w:panose1 w:val="020B0604030504040204"/>
+    <w:family w:val="swiss"/>
+    <w:pitch w:val="variable"/>
+    <w:sig w:usb0="E1002EFF" w:usb1="C000605B" w:usb2="00000029" w:usb3="00000000" w:csb0="000101FF" w:csb1="00000000"/>
+  </w:font>
+  <w:font w:name=".VnTimeH">
+    <w:panose1 w:val="020B7200000000000000"/>
+    <w:family w:val="swiss"/>
+    <w:pitch w:val="variable"/>
+    <w:sig w:usb0="00000007" w:usb1="00000000" w:usb2="00000000" w:usb3="00000000" w:csb0="00000013" w:csb1="00000000"/>
+  </w:font>
+  <w:font w:name="SimSun">
+    <w:altName w:val="宋体"/>
+    <w:panose1 w:val="02010600030101010101"/>
+    <w:family w:val="auto"/>
+    <w:pitch w:val="variable"/>
+    <w:sig w:usb0="00000003" w:usb1="288F0000" w:usb2="00000016" w:usb3="00000000" w:csb0="00040001" w:csb1="00000000"/>
+  </w:font>
+  <w:font w:name="KaiTi_GB2312">
+    <w:family w:val="modern"/>
+    <w:pitch w:val="fixed"/>
+    <w:sig w:usb0="800002BF" w:usb1="38CF7CFA" w:usb2="00000016" w:usb3="00000000" w:csb0="00040001" w:csb1="00000000"/>
+  </w:font>
+  <w:font w:name="Segoe UI">
+    <w:panose1 w:val="020B0502040204020203"/>
+    <w:family w:val="swiss"/>
+    <w:pitch w:val="variable"/>
+    <w:sig w:usb0="E4002EFF" w:usb1="C000E47F" w:usb2="00000009" w:usb3="00000000" w:csb0="000001FF" w:csb1="00000000"/>
+  </w:font>
+  <w:font w:name="ArialMT">
+    <w:altName w:val="Arial"/>
+    <w:panose1 w:val="00000000000000000000"/>
+    <w:family w:val="roman"/>
+    <w:notTrueType/>
+    <w:pitch w:val="default"/>
+  </w:font>
+  <w:font w:name="Helvetica">
+    <w:panose1 w:val="020B0604020202020204"/>
+    <w:family w:val="swiss"/>
+    <w:notTrueType/>
+    <w:pitch w:val="variable"/>
+    <w:sig w:usb0="00000003" w:usb1="00000000" w:usb2="00000000" w:usb3="00000000" w:csb0="00000001" w:csb1="00000000"/>
+  </w:font>
+  <w:font w:name="Cambria">
+    <w:panose1 w:val="02040503050406030204"/>
+    <w:family w:val="roman"/>
+    <w:pitch w:val="variable"/>
+    <w:sig w:usb0="E00006FF" w:usb1="420024FF" w:usb2="02000000" w:usb3="00000000" w:csb0="0000019F" w:csb1="00000000"/>
+  </w:font>
+</w:fonts>
+</file>
+
+<file path=./word/numbering.xml><?xml version="1.0" encoding="utf-8"?>
 <w:numbering xmlns:wpc="http://schemas.microsoft.com/office/word/2010/wordprocessingCanvas" xmlns:cx="http://schemas.microsoft.com/office/drawing/2014/chartex" xmlns:cx1="http://schemas.microsoft.com/office/drawing/2015/9/8/chartex" xmlns:cx2="http://schemas.microsoft.com/office/drawing/2015/10/21/chartex" xmlns:cx3="http://schemas.microsoft.com/office/drawing/2016/5/9/chartex" xmlns:cx4="http://schemas.microsoft.com/office/drawing/2016/5/10/chartex" xmlns:cx5="http://schemas.microsoft.com/office/drawing/2016/5/11/chartex" xmlns:cx6="http://schemas.microsoft.com/office/drawing/2016/5/12/chartex" xmlns:cx7="http://schemas.microsoft.com/office/drawing/2016/5/13/chartex" xmlns:cx8="http://schemas.microsoft.com/office/drawing/2016/5/14/chartex" xmlns:mc="http://schemas.openxmlformats.org/markup-compatibility/2006" xmlns:aink="http://schemas.microsoft.com/office/drawing/2016/ink" xmlns:am3d="http://schemas.microsoft.com/office/drawing/2017/model3d" xmlns:o="urn:schemas-microsoft-com:office:office" xmlns:oel="http://schemas.microsoft.com/office/2019/extlst" xmlns:r="http://schemas.openxmlformats.org/officeDocument/2006/relationships" xmlns:m="http://schemas.openxmlformats.org/officeDocument/2006/math" xmlns:v="urn:schemas-microsoft-com:vml" xmlns:wp14="http://schemas.microsoft.com/office/word/2010/wordprocessingDrawing" xmlns:wp="http://schemas.openxmlformats.org/drawingml/2006/wordprocessingDrawing" xmlns:w10="urn:schemas-microsoft-com:office:word" xmlns:w="http://schemas.openxmlformats.org/wordprocessingml/2006/main" xmlns:w14="http://schemas.microsoft.com/office/word/2010/wordml" xmlns:w15="http://schemas.microsoft.com/office/word/2012/wordml" xmlns:w16cex="http://schemas.microsoft.com/office/word/2018/wordml/cex" xmlns:w16="http://schemas.microsoft.com/office/word/2018/wordml" xmlns:w16du="http://schemas.microsoft.com/office/word/2023/wordml/word16du" xmlns:w16sdtdh="http://schemas.microsoft.com/office/word/2020/wordml/sdtdatahash" xmlns:w16se="http://schemas.microsoft.com/office/word/2015/wordml/symex" xmlns:wpg="http://schemas.microsoft.com/office/word/2010/wordprocessingGroup" xmlns:wpi="http://schemas.microsoft.com/office/word/2010/wordprocessingInk" xmlns:wne="http://schemas.microsoft.com/office/word/2006/wordml" xmlns:wps="http://schemas.microsoft.com/office/word/2010/wordprocessingShape">
   <w:abstractNum w:abstractNumId="0">
     <w:nsid w:val="06EE7EE8"/>
@@ -11510,7 +11691,250 @@
 </w:numbering>
 </file>
 
-<file path=word/styles.xml><?xml version="1.0" encoding="utf-8"?>
+<file path=./word/settings.xml><?xml version="1.0" encoding="utf-8"?>
+<w:settings xmlns:mc="http://schemas.openxmlformats.org/markup-compatibility/2006" xmlns:o="urn:schemas-microsoft-com:office:office" xmlns:r="http://schemas.openxmlformats.org/officeDocument/2006/relationships" xmlns:m="http://schemas.openxmlformats.org/officeDocument/2006/math" xmlns:v="urn:schemas-microsoft-com:vml" xmlns:w10="urn:schemas-microsoft-com:office:word" xmlns:w="http://schemas.openxmlformats.org/wordprocessingml/2006/main" xmlns:w14="http://schemas.microsoft.com/office/word/2010/wordml" xmlns:w15="http://schemas.microsoft.com/office/word/2012/wordml" xmlns:w16cex="http://schemas.microsoft.com/office/word/2018/wordml/cex" xmlns:w16="http://schemas.microsoft.com/office/word/2018/wordml" xmlns:w16du="http://schemas.microsoft.com/office/word/2023/wordml/word16du" xmlns:w16sdtdh="http://schemas.microsoft.com/office/word/2020/wordml/sdtdatahash" xmlns:w16se="http://schemas.microsoft.com/office/word/2015/wordml/symex" xmlns:sl="http://schemas.openxmlformats.org/schemaLibrary/2006/main">
+  <w:zoom w:percent="110"/>
+  <w:defaultTabStop w:val="720"/>
+  <w:drawingGridHorizontalSpacing w:val="110"/>
+  <w:displayHorizontalDrawingGridEvery w:val="2"/>
+  <w:characterSpacingControl w:val="doNotCompress"/>
+  <w:compat>
+    <w:ulTrailSpace/>
+    <w:compatSetting w:name="compatibilityMode" w:uri="http://schemas.microsoft.com/office/word" w:val="15"/>
+    <w:compatSetting w:name="overrideTableStyleFontSizeAndJustification" w:uri="http://schemas.microsoft.com/office/word" w:val="1"/>
+    <w:compatSetting w:name="enableOpenTypeFeatures" w:uri="http://schemas.microsoft.com/office/word" w:val="1"/>
+    <w:compatSetting w:name="doNotFlipMirrorIndents" w:uri="http://schemas.microsoft.com/office/word" w:val="1"/>
+    <w:compatSetting w:name="differentiateMultirowTableHeaders" w:uri="http://schemas.microsoft.com/office/word" w:val="1"/>
+    <w:compatSetting w:name="useWord2013TrackBottomHyphenation" w:uri="http://schemas.microsoft.com/office/word" w:val="0"/>
+  </w:compat>
+  <w:rsids>
+    <w:rsidRoot w:val="00D31F2F"/>
+    <w:rsid w:val="00011AB8"/>
+    <w:rsid w:val="0002091F"/>
+    <w:rsid w:val="00025257"/>
+    <w:rsid w:val="00026BD0"/>
+    <w:rsid w:val="00036425"/>
+    <w:rsid w:val="000420D9"/>
+    <w:rsid w:val="000610D5"/>
+    <w:rsid w:val="000A33B8"/>
+    <w:rsid w:val="000A3FC3"/>
+    <w:rsid w:val="000D0FE4"/>
+    <w:rsid w:val="000D5C54"/>
+    <w:rsid w:val="000F3538"/>
+    <w:rsid w:val="00106E99"/>
+    <w:rsid w:val="00122B16"/>
+    <w:rsid w:val="00144FEF"/>
+    <w:rsid w:val="00152A87"/>
+    <w:rsid w:val="00162B3A"/>
+    <w:rsid w:val="001800DD"/>
+    <w:rsid w:val="001841AA"/>
+    <w:rsid w:val="00184637"/>
+    <w:rsid w:val="001D0270"/>
+    <w:rsid w:val="00202932"/>
+    <w:rsid w:val="0020332D"/>
+    <w:rsid w:val="00211030"/>
+    <w:rsid w:val="00243B65"/>
+    <w:rsid w:val="00271D9E"/>
+    <w:rsid w:val="0028536C"/>
+    <w:rsid w:val="002C4CBA"/>
+    <w:rsid w:val="002D2722"/>
+    <w:rsid w:val="002D27AB"/>
+    <w:rsid w:val="00300B2F"/>
+    <w:rsid w:val="003072B0"/>
+    <w:rsid w:val="0031200A"/>
+    <w:rsid w:val="00345C1A"/>
+    <w:rsid w:val="00362339"/>
+    <w:rsid w:val="00362ECE"/>
+    <w:rsid w:val="0036441F"/>
+    <w:rsid w:val="00391B37"/>
+    <w:rsid w:val="00392D1D"/>
+    <w:rsid w:val="003A5884"/>
+    <w:rsid w:val="003C4DA7"/>
+    <w:rsid w:val="003E45A4"/>
+    <w:rsid w:val="003E664E"/>
+    <w:rsid w:val="003E6A99"/>
+    <w:rsid w:val="003F3244"/>
+    <w:rsid w:val="003F7662"/>
+    <w:rsid w:val="00401858"/>
+    <w:rsid w:val="004170BD"/>
+    <w:rsid w:val="00451D7D"/>
+    <w:rsid w:val="00456CC0"/>
+    <w:rsid w:val="004679FD"/>
+    <w:rsid w:val="004843DF"/>
+    <w:rsid w:val="004B68AA"/>
+    <w:rsid w:val="004D7881"/>
+    <w:rsid w:val="005103AE"/>
+    <w:rsid w:val="00515EC9"/>
+    <w:rsid w:val="00525D99"/>
+    <w:rsid w:val="00527131"/>
+    <w:rsid w:val="00541BE8"/>
+    <w:rsid w:val="00550AF3"/>
+    <w:rsid w:val="00555D40"/>
+    <w:rsid w:val="00570FCC"/>
+    <w:rsid w:val="005733B3"/>
+    <w:rsid w:val="00587761"/>
+    <w:rsid w:val="005E30EE"/>
+    <w:rsid w:val="005F2C99"/>
+    <w:rsid w:val="00624185"/>
+    <w:rsid w:val="006418E7"/>
+    <w:rsid w:val="006469A4"/>
+    <w:rsid w:val="006676E5"/>
+    <w:rsid w:val="0067290E"/>
+    <w:rsid w:val="00674250"/>
+    <w:rsid w:val="00686BBD"/>
+    <w:rsid w:val="006B5F9B"/>
+    <w:rsid w:val="006B7D91"/>
+    <w:rsid w:val="006C7A88"/>
+    <w:rsid w:val="006F7C1D"/>
+    <w:rsid w:val="00705370"/>
+    <w:rsid w:val="00713A73"/>
+    <w:rsid w:val="0074156A"/>
+    <w:rsid w:val="0074226C"/>
+    <w:rsid w:val="00752BAD"/>
+    <w:rsid w:val="00784B4F"/>
+    <w:rsid w:val="00785CFA"/>
+    <w:rsid w:val="007878B3"/>
+    <w:rsid w:val="007A1540"/>
+    <w:rsid w:val="007A2D93"/>
+    <w:rsid w:val="007C47F2"/>
+    <w:rsid w:val="007D7F48"/>
+    <w:rsid w:val="007F599C"/>
+    <w:rsid w:val="00800C4A"/>
+    <w:rsid w:val="00814809"/>
+    <w:rsid w:val="00851704"/>
+    <w:rsid w:val="008525C4"/>
+    <w:rsid w:val="0086370B"/>
+    <w:rsid w:val="00863CCE"/>
+    <w:rsid w:val="008677C3"/>
+    <w:rsid w:val="0087254B"/>
+    <w:rsid w:val="008759F8"/>
+    <w:rsid w:val="008A49EC"/>
+    <w:rsid w:val="008B1C05"/>
+    <w:rsid w:val="008B7A65"/>
+    <w:rsid w:val="008C704F"/>
+    <w:rsid w:val="008D2F70"/>
+    <w:rsid w:val="008F2E12"/>
+    <w:rsid w:val="008F53BA"/>
+    <w:rsid w:val="00915BC9"/>
+    <w:rsid w:val="0091666C"/>
+    <w:rsid w:val="00921DD8"/>
+    <w:rsid w:val="009235E8"/>
+    <w:rsid w:val="0093648D"/>
+    <w:rsid w:val="00951E68"/>
+    <w:rsid w:val="0096754B"/>
+    <w:rsid w:val="00967945"/>
+    <w:rsid w:val="00970BD7"/>
+    <w:rsid w:val="00973662"/>
+    <w:rsid w:val="00973BFE"/>
+    <w:rsid w:val="00977DC2"/>
+    <w:rsid w:val="00996F4F"/>
+    <w:rsid w:val="009C115F"/>
+    <w:rsid w:val="009D71E8"/>
+    <w:rsid w:val="00A15964"/>
+    <w:rsid w:val="00A179E3"/>
+    <w:rsid w:val="00A21A91"/>
+    <w:rsid w:val="00A2394E"/>
+    <w:rsid w:val="00A33E8C"/>
+    <w:rsid w:val="00A34066"/>
+    <w:rsid w:val="00A428F8"/>
+    <w:rsid w:val="00A46DB5"/>
+    <w:rsid w:val="00A565F3"/>
+    <w:rsid w:val="00A65BB4"/>
+    <w:rsid w:val="00A82703"/>
+    <w:rsid w:val="00AC2E86"/>
+    <w:rsid w:val="00AC35FA"/>
+    <w:rsid w:val="00AD008B"/>
+    <w:rsid w:val="00AD181B"/>
+    <w:rsid w:val="00B132E2"/>
+    <w:rsid w:val="00B15E30"/>
+    <w:rsid w:val="00B16E7F"/>
+    <w:rsid w:val="00B3028F"/>
+    <w:rsid w:val="00B67406"/>
+    <w:rsid w:val="00B712F2"/>
+    <w:rsid w:val="00B9270A"/>
+    <w:rsid w:val="00B936CE"/>
+    <w:rsid w:val="00B949EE"/>
+    <w:rsid w:val="00BB32E1"/>
+    <w:rsid w:val="00BB4057"/>
+    <w:rsid w:val="00BD3701"/>
+    <w:rsid w:val="00BD5507"/>
+    <w:rsid w:val="00C064D1"/>
+    <w:rsid w:val="00C12CFA"/>
+    <w:rsid w:val="00C15D88"/>
+    <w:rsid w:val="00C217DD"/>
+    <w:rsid w:val="00C66A06"/>
+    <w:rsid w:val="00C9150F"/>
+    <w:rsid w:val="00CD669C"/>
+    <w:rsid w:val="00CD7655"/>
+    <w:rsid w:val="00CE1EDF"/>
+    <w:rsid w:val="00CE334C"/>
+    <w:rsid w:val="00D00AEF"/>
+    <w:rsid w:val="00D13783"/>
+    <w:rsid w:val="00D31F2F"/>
+    <w:rsid w:val="00D35F12"/>
+    <w:rsid w:val="00DE7158"/>
+    <w:rsid w:val="00DF5A82"/>
+    <w:rsid w:val="00E03149"/>
+    <w:rsid w:val="00E10BE8"/>
+    <w:rsid w:val="00E122D6"/>
+    <w:rsid w:val="00E232EC"/>
+    <w:rsid w:val="00E34E9B"/>
+    <w:rsid w:val="00E44D06"/>
+    <w:rsid w:val="00E66CBA"/>
+    <w:rsid w:val="00E71C24"/>
+    <w:rsid w:val="00E72977"/>
+    <w:rsid w:val="00E87EFA"/>
+    <w:rsid w:val="00E9249F"/>
+    <w:rsid w:val="00E96EAF"/>
+    <w:rsid w:val="00EA718B"/>
+    <w:rsid w:val="00EB188B"/>
+    <w:rsid w:val="00EC2608"/>
+    <w:rsid w:val="00EF473C"/>
+    <w:rsid w:val="00F0295A"/>
+    <w:rsid w:val="00F533B9"/>
+    <w:rsid w:val="00F5413B"/>
+    <w:rsid w:val="00F641E4"/>
+    <w:rsid w:val="00F66EC5"/>
+    <w:rsid w:val="00F70E00"/>
+    <w:rsid w:val="00FA336F"/>
+    <w:rsid w:val="00FA3546"/>
+    <w:rsid w:val="00FA5FAB"/>
+    <w:rsid w:val="00FB2350"/>
+    <w:rsid w:val="00FC3546"/>
+    <w:rsid w:val="00FD6DF9"/>
+    <w:rsid w:val="00FD7D4F"/>
+    <w:rsid w:val="00FE5147"/>
+    <w:rsid w:val="00FF0623"/>
+  </w:rsids>
+  <m:mathPr>
+    <m:mathFont m:val="Cambria Math"/>
+    <m:brkBin m:val="before"/>
+    <m:brkBinSub m:val="--"/>
+    <m:smallFrac m:val="0"/>
+    <m:dispDef/>
+    <m:lMargin m:val="0"/>
+    <m:rMargin m:val="0"/>
+    <m:defJc m:val="centerGroup"/>
+    <m:wrapIndent m:val="1440"/>
+    <m:intLim m:val="subSup"/>
+    <m:naryLim m:val="undOvr"/>
+  </m:mathPr>
+  <w:themeFontLang w:val="en-US"/>
+  <w:clrSchemeMapping w:bg1="light1" w:t1="dark1" w:bg2="light2" w:t2="dark2" w:accent1="accent1" w:accent2="accent2" w:accent3="accent3" w:accent4="accent4" w:accent5="accent5" w:accent6="accent6" w:hyperlink="hyperlink" w:followedHyperlink="followedHyperlink"/>
+  <w:shapeDefaults>
+    <o:shapedefaults v:ext="edit" spidmax="1026"/>
+    <o:shapelayout v:ext="edit">
+      <o:idmap v:ext="edit" data="1"/>
+    </o:shapelayout>
+  </w:shapeDefaults>
+  <w:decimalSymbol w:val="."/>
+  <w:listSeparator w:val=","/>
+  <w14:docId w14:val="0DE87880"/>
+  <w15:docId w15:val="{E038F54B-F8A8-4A36-ABDD-FCBA0748AA9C}"/>
+</w:settings>
+</file>
+
+<file path=./word/styles.xml><?xml version="1.0" encoding="utf-8"?>
 <w:styles xmlns:mc="http://schemas.openxmlformats.org/markup-compatibility/2006" xmlns:r="http://schemas.openxmlformats.org/officeDocument/2006/relationships" xmlns:w="http://schemas.openxmlformats.org/wordprocessingml/2006/main" xmlns:w14="http://schemas.microsoft.com/office/word/2010/wordml" xmlns:w15="http://schemas.microsoft.com/office/word/2012/wordml" xmlns:w16cex="http://schemas.microsoft.com/office/word/2018/wordml/cex" xmlns:w16="http://schemas.microsoft.com/office/word/2018/wordml" xmlns:w16du="http://schemas.microsoft.com/office/word/2023/wordml/word16du" xmlns:w16sdtdh="http://schemas.microsoft.com/office/word/2020/wordml/sdtdatahash" xmlns:w16se="http://schemas.microsoft.com/office/word/2015/wordml/symex">
   <w:docDefaults>
     <w:rPrDefault>
@@ -13733,7 +14157,7 @@
 </w:styles>
 </file>
 
-<file path=word/theme/theme1.xml><?xml version="1.0" encoding="utf-8"?>
+<file path=./word/theme/theme1.xml><?xml version="1.0" encoding="utf-8"?>
 <a:theme xmlns:a="http://schemas.openxmlformats.org/drawingml/2006/main" name="Office Theme">
   <a:themeElements>
     <a:clrScheme name="Office">
@@ -14014,4 +14438,26 @@
   <a:objectDefaults/>
   <a:extraClrSchemeLst/>
 </a:theme>
+</file>
+
+<file path=./word/webSettings.xml><?xml version="1.0" encoding="utf-8"?>
+<w:webSettings xmlns:mc="http://schemas.openxmlformats.org/markup-compatibility/2006" xmlns:r="http://schemas.openxmlformats.org/officeDocument/2006/relationships" xmlns:w="http://schemas.openxmlformats.org/wordprocessingml/2006/main" xmlns:w14="http://schemas.microsoft.com/office/word/2010/wordml" xmlns:w15="http://schemas.microsoft.com/office/word/2012/wordml" xmlns:w16cex="http://schemas.microsoft.com/office/word/2018/wordml/cex" xmlns:w16="http://schemas.microsoft.com/office/word/2018/wordml" xmlns:w16du="http://schemas.microsoft.com/office/word/2023/wordml/word16du" xmlns:w16sdtdh="http://schemas.microsoft.com/office/word/2020/wordml/sdtdatahash" xmlns:w16se="http://schemas.microsoft.com/office/word/2015/wordml/symex">
+  <w:divs>
+    <w:div w:id="61101111">
+      <w:bodyDiv w:val="1"/>
+      <w:marLeft w:val="0"/>
+      <w:marRight w:val="0"/>
+      <w:marTop w:val="0"/>
+      <w:marBottom w:val="0"/>
+      <w:divBdr>
+        <w:top w:val="none" w:sz="0" w:space="0" w:color="auto"/>
+        <w:left w:val="none" w:sz="0" w:space="0" w:color="auto"/>
+        <w:bottom w:val="none" w:sz="0" w:space="0" w:color="auto"/>
+        <w:right w:val="none" w:sz="0" w:space="0" w:color="auto"/>
+      </w:divBdr>
+    </w:div>
+  </w:divs>
+  <w:relyOnVML/>
+  <w:allowPNG/>
+</w:webSettings>
 </file>